--- a/eng/docx/09.content.docx
+++ b/eng/docx/09.content.docx
@@ -19,7 +19,7 @@
         <w:rPr>
           <w:lang w:val="en_US" w:bidi="en_US"/>
         </w:rPr>
-        <w:t>Resource: Study Notes - Book Intros (Tyndale)</w:t>
+        <w:t>Resource: Tyndale Open Study Notes</w:t>
       </w:r>
       <w:r>
         <w:rPr>
@@ -112,7 +112,7 @@
         <w:rPr>
           <w:lang w:val="en_US" w:bidi="en_US"/>
         </w:rPr>
-        <w:t>Study Notes - Book Intros (Tyndale)</w:t>
+        <w:t>Tyndale Open Study Notes</w:t>
       </w:r>
     </w:p>
     <w:p>

--- a/eng/docx/09.content.docx
+++ b/eng/docx/09.content.docx
@@ -19,7 +19,7 @@
         <w:rPr>
           <w:lang w:val="en_US" w:bidi="en_US"/>
         </w:rPr>
-        <w:t>Resource: Tyndale Open Study Notes</w:t>
+        <w:t>Resource: Aquifer Open Study Notes (Book Intros)</w:t>
       </w:r>
       <w:r>
         <w:rPr>
@@ -112,7 +112,7 @@
         <w:rPr>
           <w:lang w:val="en_US" w:bidi="en_US"/>
         </w:rPr>
-        <w:t>Tyndale Open Study Notes</w:t>
+        <w:t>Aquifer Open Study Notes (Book Intros)</w:t>
       </w:r>
     </w:p>
     <w:p>

--- a/eng/docx/09.content.docx
+++ b/eng/docx/09.content.docx
@@ -258,72 +258,48 @@
         </w:rPr>
         <w:t>Israel's prophet and leader Moses predicted that the people of Israel would ask for a king to rule over them (</w:t>
       </w:r>
-      <w:hyperlink r:id="rId13">
-        <w:r>
-          <w:rPr>
-            <w:lang w:val="en_US" w:bidi="en_US"/>
-          </w:rPr>
-          <w:rPr>
-            <w:color w:val="0000EE"/>
-            <w:u w:val="single"/>
-          </w:rPr>
-          <w:t>Deuteronomy 17:14–20</w:t>
-        </w:r>
-      </w:hyperlink>
+      <w:r>
+        <w:rPr>
+          <w:lang w:val="en_US" w:bidi="en_US"/>
+        </w:rPr>
+        <w:t>Deuteronomy 17:14–20</w:t>
+      </w:r>
       <w:r>
         <w:rPr>
           <w:lang w:val="en_US" w:bidi="en_US"/>
         </w:rPr>
         <w:t>). God outlined the requirements for a king (</w:t>
       </w:r>
-      <w:hyperlink r:id="rId14">
-        <w:r>
-          <w:rPr>
-            <w:lang w:val="en_US" w:bidi="en_US"/>
-          </w:rPr>
-          <w:rPr>
-            <w:color w:val="0000EE"/>
-            <w:u w:val="single"/>
-          </w:rPr>
-          <w:t>Deuteronomy 17:15</w:t>
-        </w:r>
-      </w:hyperlink>
+      <w:r>
+        <w:rPr>
+          <w:lang w:val="en_US" w:bidi="en_US"/>
+        </w:rPr>
+        <w:t>Deuteronomy 17:15</w:t>
+      </w:r>
       <w:r>
         <w:rPr>
           <w:lang w:val="en_US" w:bidi="en_US"/>
         </w:rPr>
         <w:t>). But he also warned about the common problems with human kings. A king might desire many horses, numerous wives, and large amounts of gold and silver (</w:t>
       </w:r>
-      <w:hyperlink r:id="rId15">
-        <w:r>
-          <w:rPr>
-            <w:lang w:val="en_US" w:bidi="en_US"/>
-          </w:rPr>
-          <w:rPr>
-            <w:color w:val="0000EE"/>
-            <w:u w:val="single"/>
-          </w:rPr>
-          <w:t>Deuteronomy 17:16–17</w:t>
-        </w:r>
-      </w:hyperlink>
+      <w:r>
+        <w:rPr>
+          <w:lang w:val="en_US" w:bidi="en_US"/>
+        </w:rPr>
+        <w:t>Deuteronomy 17:16–17</w:t>
+      </w:r>
       <w:r>
         <w:rPr>
           <w:lang w:val="en_US" w:bidi="en_US"/>
         </w:rPr>
         <w:t>). To reduce these tendencies, God instructed that each king of Israel must study God's law (</w:t>
       </w:r>
-      <w:hyperlink r:id="rId16">
-        <w:r>
-          <w:rPr>
-            <w:lang w:val="en_US" w:bidi="en_US"/>
-          </w:rPr>
-          <w:rPr>
-            <w:color w:val="0000EE"/>
-            <w:u w:val="single"/>
-          </w:rPr>
-          <w:t>Deuteronomy 17:18–20</w:t>
-        </w:r>
-      </w:hyperlink>
+      <w:r>
+        <w:rPr>
+          <w:lang w:val="en_US" w:bidi="en_US"/>
+        </w:rPr>
+        <w:t>Deuteronomy 17:18–20</w:t>
+      </w:r>
       <w:r>
         <w:rPr>
           <w:lang w:val="en_US" w:bidi="en_US"/>
@@ -344,18 +320,12 @@
         </w:rPr>
         <w:t xml:space="preserve">During the time of the judges, Israel's tribes were not united (see </w:t>
       </w:r>
-      <w:hyperlink r:id="rId17">
-        <w:r>
-          <w:rPr>
-            <w:lang w:val="en_US" w:bidi="en_US"/>
-          </w:rPr>
-          <w:rPr>
-            <w:color w:val="0000EE"/>
-            <w:u w:val="single"/>
-          </w:rPr>
-          <w:t>Judges 17–21</w:t>
-        </w:r>
-      </w:hyperlink>
+      <w:r>
+        <w:rPr>
+          <w:lang w:val="en_US" w:bidi="en_US"/>
+        </w:rPr>
+        <w:t>Judges 17–21</w:t>
+      </w:r>
       <w:r>
         <w:rPr>
           <w:lang w:val="en_US" w:bidi="en_US"/>
@@ -376,36 +346,24 @@
         </w:rPr>
         <w:t>Gideon, who judged Israel about one hundred years before Samuel, acted much like a king. But he refused to start a family line of kings (</w:t>
       </w:r>
-      <w:hyperlink r:id="rId18">
-        <w:r>
-          <w:rPr>
-            <w:lang w:val="en_US" w:bidi="en_US"/>
-          </w:rPr>
-          <w:rPr>
-            <w:color w:val="0000EE"/>
-            <w:u w:val="single"/>
-          </w:rPr>
-          <w:t>Judges 8:22–23</w:t>
-        </w:r>
-      </w:hyperlink>
+      <w:r>
+        <w:rPr>
+          <w:lang w:val="en_US" w:bidi="en_US"/>
+        </w:rPr>
+        <w:t>Judges 8:22–23</w:t>
+      </w:r>
       <w:r>
         <w:rPr>
           <w:lang w:val="en_US" w:bidi="en_US"/>
         </w:rPr>
         <w:t>). He gathered gold and used it to create a religious idol (statue of a false god) (</w:t>
       </w:r>
-      <w:hyperlink r:id="rId19">
-        <w:r>
-          <w:rPr>
-            <w:lang w:val="en_US" w:bidi="en_US"/>
-          </w:rPr>
-          <w:rPr>
-            <w:color w:val="0000EE"/>
-            <w:u w:val="single"/>
-          </w:rPr>
-          <w:t>Judges 8:24–27</w:t>
-        </w:r>
-      </w:hyperlink>
+      <w:r>
+        <w:rPr>
+          <w:lang w:val="en_US" w:bidi="en_US"/>
+        </w:rPr>
+        <w:t>Judges 8:24–27</w:t>
+      </w:r>
       <w:r>
         <w:rPr>
           <w:lang w:val="en_US" w:bidi="en_US"/>
@@ -425,30 +383,18 @@
         </w:rPr>
         <w:t>," meaning "my father is king" (</w:t>
       </w:r>
-      <w:hyperlink r:id="rId20">
-        <w:r>
-          <w:rPr>
-            <w:lang w:val="en_US" w:bidi="en_US"/>
-          </w:rPr>
-          <w:rPr>
-            <w:color w:val="0000EE"/>
-            <w:u w:val="single"/>
-          </w:rPr>
-          <w:t>Judges 8:30,</w:t>
-        </w:r>
-      </w:hyperlink>
-      <w:hyperlink r:id="rId21">
-        <w:r>
-          <w:rPr>
-            <w:lang w:val="en_US" w:bidi="en_US"/>
-          </w:rPr>
-          <w:rPr>
-            <w:color w:val="0000EE"/>
-            <w:u w:val="single"/>
-          </w:rPr>
-          <w:t>31</w:t>
-        </w:r>
-      </w:hyperlink>
+      <w:r>
+        <w:rPr>
+          <w:lang w:val="en_US" w:bidi="en_US"/>
+        </w:rPr>
+        <w:t>Judges 8:30,</w:t>
+      </w:r>
+      <w:r>
+        <w:rPr>
+          <w:lang w:val="en_US" w:bidi="en_US"/>
+        </w:rPr>
+        <w:t>31</w:t>
+      </w:r>
       <w:r>
         <w:rPr>
           <w:lang w:val="en_US" w:bidi="en_US"/>
@@ -494,126 +440,84 @@
         </w:rPr>
         <w:t xml:space="preserve">In </w:t>
       </w:r>
-      <w:hyperlink r:id="rId22">
-        <w:r>
-          <w:rPr>
-            <w:lang w:val="en_US" w:bidi="en_US"/>
-          </w:rPr>
-          <w:rPr>
-            <w:color w:val="0000EE"/>
-            <w:u w:val="single"/>
-          </w:rPr>
-          <w:t>1 Samuel 1–7</w:t>
-        </w:r>
-      </w:hyperlink>
+      <w:r>
+        <w:rPr>
+          <w:lang w:val="en_US" w:bidi="en_US"/>
+        </w:rPr>
+        <w:t>1 Samuel 1–7</w:t>
+      </w:r>
       <w:r>
         <w:rPr>
           <w:lang w:val="en_US" w:bidi="en_US"/>
         </w:rPr>
         <w:t>, Samuel becomes a judge and prophet of God. Samuel was born to a woman named Hannah dedicated to God. She had been unable to have children before (</w:t>
       </w:r>
-      <w:hyperlink r:id="rId23">
-        <w:r>
-          <w:rPr>
-            <w:lang w:val="en_US" w:bidi="en_US"/>
-          </w:rPr>
-          <w:rPr>
-            <w:color w:val="0000EE"/>
-            <w:u w:val="single"/>
-          </w:rPr>
-          <w:t>1:1–23</w:t>
-        </w:r>
-      </w:hyperlink>
+      <w:r>
+        <w:rPr>
+          <w:lang w:val="en_US" w:bidi="en_US"/>
+        </w:rPr>
+        <w:t>1:1–23</w:t>
+      </w:r>
       <w:r>
         <w:rPr>
           <w:lang w:val="en_US" w:bidi="en_US"/>
         </w:rPr>
         <w:t>). Samuel was a Levite (from the tribe of Levi). As a young child, he trained in the tabernacle under Eli the priest (</w:t>
       </w:r>
-      <w:hyperlink r:id="rId24">
-        <w:r>
-          <w:rPr>
-            <w:lang w:val="en_US" w:bidi="en_US"/>
-          </w:rPr>
-          <w:rPr>
-            <w:color w:val="0000EE"/>
-            <w:u w:val="single"/>
-          </w:rPr>
-          <w:t>1 Chronicles 6:33–34</w:t>
-        </w:r>
-      </w:hyperlink>
+      <w:r>
+        <w:rPr>
+          <w:lang w:val="en_US" w:bidi="en_US"/>
+        </w:rPr>
+        <w:t>1 Chronicles 6:33–34</w:t>
+      </w:r>
       <w:r>
         <w:rPr>
           <w:lang w:val="en_US" w:bidi="en_US"/>
         </w:rPr>
         <w:t xml:space="preserve">; </w:t>
       </w:r>
-      <w:hyperlink r:id="rId25">
-        <w:r>
-          <w:rPr>
-            <w:lang w:val="en_US" w:bidi="en_US"/>
-          </w:rPr>
-          <w:rPr>
-            <w:color w:val="0000EE"/>
-            <w:u w:val="single"/>
-          </w:rPr>
-          <w:t>1:24–3:18</w:t>
-        </w:r>
-      </w:hyperlink>
+      <w:r>
+        <w:rPr>
+          <w:lang w:val="en_US" w:bidi="en_US"/>
+        </w:rPr>
+        <w:t>1:24–3:18</w:t>
+      </w:r>
       <w:r>
         <w:rPr>
           <w:lang w:val="en_US" w:bidi="en_US"/>
         </w:rPr>
         <w:t>). Though probably trained to be a tabernacle assistant, Samuel became a prophet with an increasing reputation (</w:t>
       </w:r>
-      <w:hyperlink r:id="rId26">
-        <w:r>
-          <w:rPr>
-            <w:lang w:val="en_US" w:bidi="en_US"/>
-          </w:rPr>
-          <w:rPr>
-            <w:color w:val="0000EE"/>
-            <w:u w:val="single"/>
-          </w:rPr>
-          <w:t>3:19–4:1</w:t>
-        </w:r>
-      </w:hyperlink>
+      <w:r>
+        <w:rPr>
+          <w:lang w:val="en_US" w:bidi="en_US"/>
+        </w:rPr>
+        <w:t>3:19–4:1</w:t>
+      </w:r>
       <w:r>
         <w:rPr>
           <w:lang w:val="en_US" w:bidi="en_US"/>
         </w:rPr>
         <w:t>a). Being absent from the story, he was not yet prominent in Israel’s national life when the Philistines troubled the Israelites and captured the ark of the covenant (</w:t>
       </w:r>
-      <w:hyperlink r:id="rId27">
-        <w:r>
-          <w:rPr>
-            <w:lang w:val="en_US" w:bidi="en_US"/>
-          </w:rPr>
-          <w:rPr>
-            <w:color w:val="0000EE"/>
-            <w:u w:val="single"/>
-          </w:rPr>
-          <w:t>4:1–7:2</w:t>
-        </w:r>
-      </w:hyperlink>
+      <w:r>
+        <w:rPr>
+          <w:lang w:val="en_US" w:bidi="en_US"/>
+        </w:rPr>
+        <w:t>4:1–7:2</w:t>
+      </w:r>
       <w:r>
         <w:rPr>
           <w:lang w:val="en_US" w:bidi="en_US"/>
         </w:rPr>
         <w:t xml:space="preserve">). In chapter </w:t>
       </w:r>
-      <w:hyperlink r:id="rId28">
-        <w:r>
-          <w:rPr>
-            <w:lang w:val="en_US" w:bidi="en_US"/>
-          </w:rPr>
-          <w:rPr>
-            <w:color w:val="0000EE"/>
-            <w:u w:val="single"/>
-          </w:rPr>
-          <w:t>7</w:t>
-        </w:r>
-      </w:hyperlink>
+      <w:r>
+        <w:rPr>
+          <w:lang w:val="en_US" w:bidi="en_US"/>
+        </w:rPr>
+        <w:t>7</w:t>
+      </w:r>
       <w:r>
         <w:rPr>
           <w:lang w:val="en_US" w:bidi="en_US"/>
@@ -634,36 +538,24 @@
         </w:rPr>
         <w:t>Samuel led as a Levite, prophet, and judge, influencing all areas of public life. However, his sons were not fit to succeed him (</w:t>
       </w:r>
-      <w:hyperlink r:id="rId29">
-        <w:r>
-          <w:rPr>
-            <w:lang w:val="en_US" w:bidi="en_US"/>
-          </w:rPr>
-          <w:rPr>
-            <w:color w:val="0000EE"/>
-            <w:u w:val="single"/>
-          </w:rPr>
-          <w:t>8:1–3</w:t>
-        </w:r>
-      </w:hyperlink>
+      <w:r>
+        <w:rPr>
+          <w:lang w:val="en_US" w:bidi="en_US"/>
+        </w:rPr>
+        <w:t>8:1–3</w:t>
+      </w:r>
       <w:r>
         <w:rPr>
           <w:lang w:val="en_US" w:bidi="en_US"/>
         </w:rPr>
         <w:t>). So Israel asked Samuel to appoint a king like other nations had. Samuel strongly opposed this request (</w:t>
       </w:r>
-      <w:hyperlink r:id="rId30">
-        <w:r>
-          <w:rPr>
-            <w:lang w:val="en_US" w:bidi="en_US"/>
-          </w:rPr>
-          <w:rPr>
-            <w:color w:val="0000EE"/>
-            <w:u w:val="single"/>
-          </w:rPr>
-          <w:t>8:10–21</w:t>
-        </w:r>
-      </w:hyperlink>
+      <w:r>
+        <w:rPr>
+          <w:lang w:val="en_US" w:bidi="en_US"/>
+        </w:rPr>
+        <w:t>8:10–21</w:t>
+      </w:r>
       <w:r>
         <w:rPr>
           <w:lang w:val="en_US" w:bidi="en_US"/>
@@ -684,36 +576,24 @@
         </w:rPr>
         <w:t xml:space="preserve">But the Lord told him to anoint Saul as king (chapters </w:t>
       </w:r>
-      <w:hyperlink r:id="rId31">
-        <w:r>
-          <w:rPr>
-            <w:lang w:val="en_US" w:bidi="en_US"/>
-          </w:rPr>
-          <w:rPr>
-            <w:color w:val="0000EE"/>
-            <w:u w:val="single"/>
-          </w:rPr>
-          <w:t>9–10</w:t>
-        </w:r>
-      </w:hyperlink>
+      <w:r>
+        <w:rPr>
+          <w:lang w:val="en_US" w:bidi="en_US"/>
+        </w:rPr>
+        <w:t>9–10</w:t>
+      </w:r>
       <w:r>
         <w:rPr>
           <w:lang w:val="en_US" w:bidi="en_US"/>
         </w:rPr>
         <w:t xml:space="preserve">). In his goodbye speech, Samuel reminded the Israelites of God's power and care (chapter </w:t>
       </w:r>
-      <w:hyperlink r:id="rId32">
-        <w:r>
-          <w:rPr>
-            <w:lang w:val="en_US" w:bidi="en_US"/>
-          </w:rPr>
-          <w:rPr>
-            <w:color w:val="0000EE"/>
-            <w:u w:val="single"/>
-          </w:rPr>
-          <w:t>12</w:t>
-        </w:r>
-      </w:hyperlink>
+      <w:r>
+        <w:rPr>
+          <w:lang w:val="en_US" w:bidi="en_US"/>
+        </w:rPr>
+        <w:t>12</w:t>
+      </w:r>
       <w:r>
         <w:rPr>
           <w:lang w:val="en_US" w:bidi="en_US"/>
@@ -734,108 +614,72 @@
         </w:rPr>
         <w:t xml:space="preserve">At first, Saul was a good king. He defeated the nearby Ammonites and saved Jabesh-gilead from destruction (chapter </w:t>
       </w:r>
-      <w:hyperlink r:id="rId33">
-        <w:r>
-          <w:rPr>
-            <w:lang w:val="en_US" w:bidi="en_US"/>
-          </w:rPr>
-          <w:rPr>
-            <w:color w:val="0000EE"/>
-            <w:u w:val="single"/>
-          </w:rPr>
-          <w:t>11</w:t>
-        </w:r>
-      </w:hyperlink>
+      <w:r>
+        <w:rPr>
+          <w:lang w:val="en_US" w:bidi="en_US"/>
+        </w:rPr>
+        <w:t>11</w:t>
+      </w:r>
       <w:r>
         <w:rPr>
           <w:lang w:val="en_US" w:bidi="en_US"/>
         </w:rPr>
         <w:t xml:space="preserve">). However, Saul soon showed through his refusal to obey God that he was not fit to be Israel's king (chapters </w:t>
       </w:r>
-      <w:hyperlink r:id="rId34">
-        <w:r>
-          <w:rPr>
-            <w:lang w:val="en_US" w:bidi="en_US"/>
-          </w:rPr>
-          <w:rPr>
-            <w:color w:val="0000EE"/>
-            <w:u w:val="single"/>
-          </w:rPr>
-          <w:t>13</w:t>
-        </w:r>
-      </w:hyperlink>
+      <w:r>
+        <w:rPr>
+          <w:lang w:val="en_US" w:bidi="en_US"/>
+        </w:rPr>
+        <w:t>13</w:t>
+      </w:r>
       <w:r>
         <w:rPr>
           <w:lang w:val="en_US" w:bidi="en_US"/>
         </w:rPr>
         <w:t xml:space="preserve">, </w:t>
       </w:r>
-      <w:hyperlink r:id="rId35">
-        <w:r>
-          <w:rPr>
-            <w:lang w:val="en_US" w:bidi="en_US"/>
-          </w:rPr>
-          <w:rPr>
-            <w:color w:val="0000EE"/>
-            <w:u w:val="single"/>
-          </w:rPr>
-          <w:t>15</w:t>
-        </w:r>
-      </w:hyperlink>
+      <w:r>
+        <w:rPr>
+          <w:lang w:val="en_US" w:bidi="en_US"/>
+        </w:rPr>
+        <w:t>15</w:t>
+      </w:r>
       <w:r>
         <w:rPr>
           <w:lang w:val="en_US" w:bidi="en_US"/>
         </w:rPr>
         <w:t>). In contrast, Saul's noble son Jonathan seemed like an ideal successor (</w:t>
       </w:r>
-      <w:hyperlink r:id="rId36">
-        <w:r>
-          <w:rPr>
-            <w:lang w:val="en_US" w:bidi="en_US"/>
-          </w:rPr>
-          <w:rPr>
-            <w:color w:val="0000EE"/>
-            <w:u w:val="single"/>
-          </w:rPr>
-          <w:t>14:1–52</w:t>
-        </w:r>
-      </w:hyperlink>
+      <w:r>
+        <w:rPr>
+          <w:lang w:val="en_US" w:bidi="en_US"/>
+        </w:rPr>
+        <w:t>14:1–52</w:t>
+      </w:r>
       <w:r>
         <w:rPr>
           <w:lang w:val="en_US" w:bidi="en_US"/>
         </w:rPr>
         <w:t xml:space="preserve">). But Jonathan did not succeed Saul because God had different plans (chapters </w:t>
       </w:r>
-      <w:hyperlink r:id="rId37">
-        <w:r>
-          <w:rPr>
-            <w:lang w:val="en_US" w:bidi="en_US"/>
-          </w:rPr>
-          <w:rPr>
-            <w:color w:val="0000EE"/>
-            <w:u w:val="single"/>
-          </w:rPr>
-          <w:t>16–31</w:t>
-        </w:r>
-      </w:hyperlink>
+      <w:r>
+        <w:rPr>
+          <w:lang w:val="en_US" w:bidi="en_US"/>
+        </w:rPr>
+        <w:t>16–31</w:t>
+      </w:r>
       <w:r>
         <w:rPr>
           <w:lang w:val="en_US" w:bidi="en_US"/>
         </w:rPr>
         <w:t>). God told Samuel to anoint David in secret as Saul's successor while Saul was still king (</w:t>
       </w:r>
-      <w:hyperlink r:id="rId38">
-        <w:r>
-          <w:rPr>
-            <w:lang w:val="en_US" w:bidi="en_US"/>
-          </w:rPr>
-          <w:rPr>
-            <w:color w:val="0000EE"/>
-            <w:u w:val="single"/>
-          </w:rPr>
-          <w:t>16:1–13</w:t>
-        </w:r>
-      </w:hyperlink>
+      <w:r>
+        <w:rPr>
+          <w:lang w:val="en_US" w:bidi="en_US"/>
+        </w:rPr>
+        <w:t>16:1–13</w:t>
+      </w:r>
       <w:r>
         <w:rPr>
           <w:lang w:val="en_US" w:bidi="en_US"/>
@@ -856,108 +700,72 @@
         </w:rPr>
         <w:t>Saul and David first had a good relationship, partly because of David's musical talent (</w:t>
       </w:r>
-      <w:hyperlink r:id="rId39">
-        <w:r>
-          <w:rPr>
-            <w:lang w:val="en_US" w:bidi="en_US"/>
-          </w:rPr>
-          <w:rPr>
-            <w:color w:val="0000EE"/>
-            <w:u w:val="single"/>
-          </w:rPr>
-          <w:t>16:14–23</w:t>
-        </w:r>
-      </w:hyperlink>
+      <w:r>
+        <w:rPr>
+          <w:lang w:val="en_US" w:bidi="en_US"/>
+        </w:rPr>
+        <w:t>16:14–23</w:t>
+      </w:r>
       <w:r>
         <w:rPr>
           <w:lang w:val="en_US" w:bidi="en_US"/>
         </w:rPr>
         <w:t>). However, David's victory over the Philistine Goliath made Saul jealous (</w:t>
       </w:r>
-      <w:hyperlink r:id="rId40">
-        <w:r>
-          <w:rPr>
-            <w:lang w:val="en_US" w:bidi="en_US"/>
-          </w:rPr>
-          <w:rPr>
-            <w:color w:val="0000EE"/>
-            <w:u w:val="single"/>
-          </w:rPr>
-          <w:t>17:1–58</w:t>
-        </w:r>
-      </w:hyperlink>
+      <w:r>
+        <w:rPr>
+          <w:lang w:val="en_US" w:bidi="en_US"/>
+        </w:rPr>
+        <w:t>17:1–58</w:t>
+      </w:r>
       <w:r>
         <w:rPr>
           <w:lang w:val="en_US" w:bidi="en_US"/>
         </w:rPr>
         <w:t xml:space="preserve">; </w:t>
       </w:r>
-      <w:hyperlink r:id="rId41">
-        <w:r>
-          <w:rPr>
-            <w:lang w:val="en_US" w:bidi="en_US"/>
-          </w:rPr>
-          <w:rPr>
-            <w:color w:val="0000EE"/>
-            <w:u w:val="single"/>
-          </w:rPr>
-          <w:t>18:6–16</w:t>
-        </w:r>
-      </w:hyperlink>
+      <w:r>
+        <w:rPr>
+          <w:lang w:val="en_US" w:bidi="en_US"/>
+        </w:rPr>
+        <w:t>18:6–16</w:t>
+      </w:r>
       <w:r>
         <w:rPr>
           <w:lang w:val="en_US" w:bidi="en_US"/>
         </w:rPr>
         <w:t>). Saul saw David as a threat to his rule and tried to remove him. He married David into his family to create more chances to harm him (</w:t>
       </w:r>
-      <w:hyperlink r:id="rId42">
-        <w:r>
-          <w:rPr>
-            <w:lang w:val="en_US" w:bidi="en_US"/>
-          </w:rPr>
-          <w:rPr>
-            <w:color w:val="0000EE"/>
-            <w:u w:val="single"/>
-          </w:rPr>
-          <w:t>18:17–29</w:t>
-        </w:r>
-      </w:hyperlink>
+      <w:r>
+        <w:rPr>
+          <w:lang w:val="en_US" w:bidi="en_US"/>
+        </w:rPr>
+        <w:t>18:17–29</w:t>
+      </w:r>
       <w:r>
         <w:rPr>
           <w:lang w:val="en_US" w:bidi="en_US"/>
         </w:rPr>
         <w:t>). Saul also attacked David directly (</w:t>
       </w:r>
-      <w:hyperlink r:id="rId43">
-        <w:r>
-          <w:rPr>
-            <w:lang w:val="en_US" w:bidi="en_US"/>
-          </w:rPr>
-          <w:rPr>
-            <w:color w:val="0000EE"/>
-            <w:u w:val="single"/>
-          </w:rPr>
-          <w:t>19:1–10</w:t>
-        </w:r>
-      </w:hyperlink>
+      <w:r>
+        <w:rPr>
+          <w:lang w:val="en_US" w:bidi="en_US"/>
+        </w:rPr>
+        <w:t>19:1–10</w:t>
+      </w:r>
       <w:r>
         <w:rPr>
           <w:lang w:val="en_US" w:bidi="en_US"/>
         </w:rPr>
         <w:t xml:space="preserve">). Saul killed anyone who helped David (chapters </w:t>
       </w:r>
-      <w:hyperlink r:id="rId44">
-        <w:r>
-          <w:rPr>
-            <w:lang w:val="en_US" w:bidi="en_US"/>
-          </w:rPr>
-          <w:rPr>
-            <w:color w:val="0000EE"/>
-            <w:u w:val="single"/>
-          </w:rPr>
-          <w:t>21–22</w:t>
-        </w:r>
-      </w:hyperlink>
+      <w:r>
+        <w:rPr>
+          <w:lang w:val="en_US" w:bidi="en_US"/>
+        </w:rPr>
+        <w:t>21–22</w:t>
+      </w:r>
       <w:r>
         <w:rPr>
           <w:lang w:val="en_US" w:bidi="en_US"/>
@@ -978,36 +786,24 @@
         </w:rPr>
         <w:t>Saul and Jonathan died in a battle against the Philistines (</w:t>
       </w:r>
-      <w:hyperlink r:id="rId45">
-        <w:r>
-          <w:rPr>
-            <w:lang w:val="en_US" w:bidi="en_US"/>
-          </w:rPr>
-          <w:rPr>
-            <w:color w:val="0000EE"/>
-            <w:u w:val="single"/>
-          </w:rPr>
-          <w:t>31:1–6</w:t>
-        </w:r>
-      </w:hyperlink>
+      <w:r>
+        <w:rPr>
+          <w:lang w:val="en_US" w:bidi="en_US"/>
+        </w:rPr>
+        <w:t>31:1–6</w:t>
+      </w:r>
       <w:r>
         <w:rPr>
           <w:lang w:val="en_US" w:bidi="en_US"/>
         </w:rPr>
         <w:t xml:space="preserve">). This allowed David to start his rule, but he encountered more challenges (see </w:t>
       </w:r>
-      <w:hyperlink r:id="rId46">
-        <w:r>
-          <w:rPr>
-            <w:lang w:val="en_US" w:bidi="en_US"/>
-          </w:rPr>
-          <w:rPr>
-            <w:color w:val="0000EE"/>
-            <w:u w:val="single"/>
-          </w:rPr>
-          <w:t>2 Samuel 1:1–5:5</w:t>
-        </w:r>
-      </w:hyperlink>
+      <w:r>
+        <w:rPr>
+          <w:lang w:val="en_US" w:bidi="en_US"/>
+        </w:rPr>
+        <w:t>2 Samuel 1:1–5:5</w:t>
+      </w:r>
       <w:r>
         <w:rPr>
           <w:lang w:val="en_US" w:bidi="en_US"/>
@@ -1039,18 +835,12 @@
         </w:rPr>
         <w:t xml:space="preserve">The title "Samuel" refers to Samuel's key role in Israel's shift to a kingdom, not because he wrote the book. Samuel might have written parts of 1 Samuel. But he could not have written any part of 2 Samuel, since </w:t>
       </w:r>
-      <w:hyperlink r:id="rId47">
-        <w:r>
-          <w:rPr>
-            <w:lang w:val="en_US" w:bidi="en_US"/>
-          </w:rPr>
-          <w:rPr>
-            <w:color w:val="0000EE"/>
-            <w:u w:val="single"/>
-          </w:rPr>
-          <w:t xml:space="preserve">1 Samuel 25:1 </w:t>
-        </w:r>
-      </w:hyperlink>
+      <w:r>
+        <w:rPr>
+          <w:lang w:val="en_US" w:bidi="en_US"/>
+        </w:rPr>
+        <w:t xml:space="preserve">1 Samuel 25:1 </w:t>
+      </w:r>
       <w:r>
         <w:rPr>
           <w:lang w:val="en_US" w:bidi="en_US"/>
@@ -1096,18 +886,12 @@
         </w:rPr>
         <w:t>Some scholars believe that they created 1–2 Samuel (also 1–2 Kings, originally one book) from various sources during or after the Israelites went into exile in Babylon (586–538 BC). It is probable that they used multiple sources in 1–2 Samuel. For example, Samuel, Nathan, and Gad all recorded events from David's life (</w:t>
       </w:r>
-      <w:hyperlink r:id="rId48">
-        <w:r>
-          <w:rPr>
-            <w:lang w:val="en_US" w:bidi="en_US"/>
-          </w:rPr>
-          <w:rPr>
-            <w:color w:val="0000EE"/>
-            <w:u w:val="single"/>
-          </w:rPr>
-          <w:t>1 Chronicles 29:29</w:t>
-        </w:r>
-      </w:hyperlink>
+      <w:r>
+        <w:rPr>
+          <w:lang w:val="en_US" w:bidi="en_US"/>
+        </w:rPr>
+        <w:t>1 Chronicles 29:29</w:t>
+      </w:r>
       <w:r>
         <w:rPr>
           <w:lang w:val="en_US" w:bidi="en_US"/>
@@ -1178,72 +962,48 @@
         </w:rPr>
         <w:t xml:space="preserve">The focus on kinship in 1 Samuel first appears in Hannah’s prayer (see </w:t>
       </w:r>
-      <w:hyperlink r:id="rId49">
-        <w:r>
-          <w:rPr>
-            <w:lang w:val="en_US" w:bidi="en_US"/>
-          </w:rPr>
-          <w:rPr>
-            <w:color w:val="0000EE"/>
-            <w:u w:val="single"/>
-          </w:rPr>
-          <w:t>2:10</w:t>
-        </w:r>
-      </w:hyperlink>
+      <w:r>
+        <w:rPr>
+          <w:lang w:val="en_US" w:bidi="en_US"/>
+        </w:rPr>
+        <w:t>2:10</w:t>
+      </w:r>
       <w:r>
         <w:rPr>
           <w:lang w:val="en_US" w:bidi="en_US"/>
         </w:rPr>
         <w:t>). The idea of Israel having a king dates back to God’s promise to Abraham and Sarah (</w:t>
       </w:r>
-      <w:hyperlink r:id="rId50">
-        <w:r>
-          <w:rPr>
-            <w:lang w:val="en_US" w:bidi="en_US"/>
-          </w:rPr>
-          <w:rPr>
-            <w:color w:val="0000EE"/>
-            <w:u w:val="single"/>
-          </w:rPr>
-          <w:t>Genesis 17:6</w:t>
-        </w:r>
-      </w:hyperlink>
+      <w:r>
+        <w:rPr>
+          <w:lang w:val="en_US" w:bidi="en_US"/>
+        </w:rPr>
+        <w:t>Genesis 17:6</w:t>
+      </w:r>
       <w:r>
         <w:rPr>
           <w:lang w:val="en_US" w:bidi="en_US"/>
         </w:rPr>
         <w:t xml:space="preserve">, </w:t>
       </w:r>
-      <w:hyperlink r:id="rId51">
-        <w:r>
-          <w:rPr>
-            <w:lang w:val="en_US" w:bidi="en_US"/>
-          </w:rPr>
-          <w:rPr>
-            <w:color w:val="0000EE"/>
-            <w:u w:val="single"/>
-          </w:rPr>
-          <w:t>16</w:t>
-        </w:r>
-      </w:hyperlink>
+      <w:r>
+        <w:rPr>
+          <w:lang w:val="en_US" w:bidi="en_US"/>
+        </w:rPr>
+        <w:t>16</w:t>
+      </w:r>
       <w:r>
         <w:rPr>
           <w:lang w:val="en_US" w:bidi="en_US"/>
         </w:rPr>
         <w:t xml:space="preserve">). God did not require or prohibit a monarchy. But he outlined the behaviors Israel’s kings must avoid (see </w:t>
       </w:r>
-      <w:hyperlink r:id="rId13">
-        <w:r>
-          <w:rPr>
-            <w:lang w:val="en_US" w:bidi="en_US"/>
-          </w:rPr>
-          <w:rPr>
-            <w:color w:val="0000EE"/>
-            <w:u w:val="single"/>
-          </w:rPr>
-          <w:t>Deuteronomy 17:14–20</w:t>
-        </w:r>
-      </w:hyperlink>
+      <w:r>
+        <w:rPr>
+          <w:lang w:val="en_US" w:bidi="en_US"/>
+        </w:rPr>
+        <w:t>Deuteronomy 17:14–20</w:t>
+      </w:r>
       <w:r>
         <w:rPr>
           <w:lang w:val="en_US" w:bidi="en_US"/>
@@ -1264,18 +1024,12 @@
         </w:rPr>
         <w:t xml:space="preserve">During the time of the judges, Israel's spiritual and national state became much worse. This decline reaches a terrible high point in </w:t>
       </w:r>
-      <w:hyperlink r:id="rId17">
-        <w:r>
-          <w:rPr>
-            <w:lang w:val="en_US" w:bidi="en_US"/>
-          </w:rPr>
-          <w:rPr>
-            <w:color w:val="0000EE"/>
-            <w:u w:val="single"/>
-          </w:rPr>
-          <w:t>Judges 17–21</w:t>
-        </w:r>
-      </w:hyperlink>
+      <w:r>
+        <w:rPr>
+          <w:lang w:val="en_US" w:bidi="en_US"/>
+        </w:rPr>
+        <w:t>Judges 17–21</w:t>
+      </w:r>
       <w:r>
         <w:rPr>
           <w:lang w:val="en_US" w:bidi="en_US"/>
@@ -1296,90 +1050,60 @@
         </w:rPr>
         <w:t>The king had to manage the covenant requirements (</w:t>
       </w:r>
-      <w:hyperlink r:id="rId16">
-        <w:r>
-          <w:rPr>
-            <w:lang w:val="en_US" w:bidi="en_US"/>
-          </w:rPr>
-          <w:rPr>
-            <w:color w:val="0000EE"/>
-            <w:u w:val="single"/>
-          </w:rPr>
-          <w:t>Deuteronomy 17:18–20</w:t>
-        </w:r>
-      </w:hyperlink>
+      <w:r>
+        <w:rPr>
+          <w:lang w:val="en_US" w:bidi="en_US"/>
+        </w:rPr>
+        <w:t>Deuteronomy 17:18–20</w:t>
+      </w:r>
       <w:r>
         <w:rPr>
           <w:lang w:val="en_US" w:bidi="en_US"/>
         </w:rPr>
         <w:t>). The prophet had to explain its rules. Because of this, the prophet Samuel was fierce in defending the authority God gave him over kings. Samuel anointed Israel's first two kings (</w:t>
       </w:r>
-      <w:hyperlink r:id="rId52">
-        <w:r>
-          <w:rPr>
-            <w:lang w:val="en_US" w:bidi="en_US"/>
-          </w:rPr>
-          <w:rPr>
-            <w:color w:val="0000EE"/>
-            <w:u w:val="single"/>
-          </w:rPr>
-          <w:t>1 Samuel 10:1</w:t>
-        </w:r>
-      </w:hyperlink>
+      <w:r>
+        <w:rPr>
+          <w:lang w:val="en_US" w:bidi="en_US"/>
+        </w:rPr>
+        <w:t>1 Samuel 10:1</w:t>
+      </w:r>
       <w:r>
         <w:rPr>
           <w:lang w:val="en_US" w:bidi="en_US"/>
         </w:rPr>
         <w:t xml:space="preserve">; </w:t>
       </w:r>
-      <w:hyperlink r:id="rId53">
-        <w:r>
-          <w:rPr>
-            <w:lang w:val="en_US" w:bidi="en_US"/>
-          </w:rPr>
-          <w:rPr>
-            <w:color w:val="0000EE"/>
-            <w:u w:val="single"/>
-          </w:rPr>
-          <w:t>16:13</w:t>
-        </w:r>
-      </w:hyperlink>
+      <w:r>
+        <w:rPr>
+          <w:lang w:val="en_US" w:bidi="en_US"/>
+        </w:rPr>
+        <w:t>16:13</w:t>
+      </w:r>
       <w:r>
         <w:rPr>
           <w:lang w:val="en_US" w:bidi="en_US"/>
         </w:rPr>
         <w:t>). He also had to correct the king when he violated covenant rules (</w:t>
       </w:r>
-      <w:hyperlink r:id="rId54">
-        <w:r>
-          <w:rPr>
-            <w:lang w:val="en_US" w:bidi="en_US"/>
-          </w:rPr>
-          <w:rPr>
-            <w:color w:val="0000EE"/>
-            <w:u w:val="single"/>
-          </w:rPr>
-          <w:t>13:8–15</w:t>
-        </w:r>
-      </w:hyperlink>
+      <w:r>
+        <w:rPr>
+          <w:lang w:val="en_US" w:bidi="en_US"/>
+        </w:rPr>
+        <w:t>13:8–15</w:t>
+      </w:r>
       <w:r>
         <w:rPr>
           <w:lang w:val="en_US" w:bidi="en_US"/>
         </w:rPr>
         <w:t xml:space="preserve">; </w:t>
       </w:r>
-      <w:hyperlink r:id="rId55">
-        <w:r>
-          <w:rPr>
-            <w:lang w:val="en_US" w:bidi="en_US"/>
-          </w:rPr>
-          <w:rPr>
-            <w:color w:val="0000EE"/>
-            <w:u w:val="single"/>
-          </w:rPr>
-          <w:t>15:10–33</w:t>
-        </w:r>
-      </w:hyperlink>
+      <w:r>
+        <w:rPr>
+          <w:lang w:val="en_US" w:bidi="en_US"/>
+        </w:rPr>
+        <w:t>15:10–33</w:t>
+      </w:r>
       <w:r>
         <w:rPr>
           <w:lang w:val="en_US" w:bidi="en_US"/>
@@ -1436,18 +1160,12 @@
         </w:rPr>
         <w:t xml:space="preserve">A woman who could not have children gave birth to Samuel. He helped Israel move into the time of kings (chapter </w:t>
       </w:r>
-      <w:hyperlink r:id="rId56">
-        <w:r>
-          <w:rPr>
-            <w:lang w:val="en_US" w:bidi="en_US"/>
-          </w:rPr>
-          <w:rPr>
-            <w:color w:val="0000EE"/>
-            <w:u w:val="single"/>
-          </w:rPr>
-          <w:t>1</w:t>
-        </w:r>
-      </w:hyperlink>
+      <w:r>
+        <w:rPr>
+          <w:lang w:val="en_US" w:bidi="en_US"/>
+        </w:rPr>
+        <w:t>1</w:t>
+      </w:r>
       <w:r>
         <w:rPr>
           <w:lang w:val="en_US" w:bidi="en_US"/>
@@ -1472,18 +1190,12 @@
         </w:rPr>
         <w:t xml:space="preserve">The Philistines won a great victory, but God turned it into defeat without human help (chapters </w:t>
       </w:r>
-      <w:hyperlink r:id="rId57">
-        <w:r>
-          <w:rPr>
-            <w:lang w:val="en_US" w:bidi="en_US"/>
-          </w:rPr>
-          <w:rPr>
-            <w:color w:val="0000EE"/>
-            <w:u w:val="single"/>
-          </w:rPr>
-          <w:t>4–6</w:t>
-        </w:r>
-      </w:hyperlink>
+      <w:r>
+        <w:rPr>
+          <w:lang w:val="en_US" w:bidi="en_US"/>
+        </w:rPr>
+        <w:t>4–6</w:t>
+      </w:r>
       <w:r>
         <w:rPr>
           <w:lang w:val="en_US" w:bidi="en_US"/>
@@ -1508,18 +1220,12 @@
         </w:rPr>
         <w:t xml:space="preserve">The king the people asked for became God’s chosen king (chapters </w:t>
       </w:r>
-      <w:hyperlink r:id="rId58">
-        <w:r>
-          <w:rPr>
-            <w:lang w:val="en_US" w:bidi="en_US"/>
-          </w:rPr>
-          <w:rPr>
-            <w:color w:val="0000EE"/>
-            <w:u w:val="single"/>
-          </w:rPr>
-          <w:t>8–10</w:t>
-        </w:r>
-      </w:hyperlink>
+      <w:r>
+        <w:rPr>
+          <w:lang w:val="en_US" w:bidi="en_US"/>
+        </w:rPr>
+        <w:t>8–10</w:t>
+      </w:r>
       <w:r>
         <w:rPr>
           <w:lang w:val="en_US" w:bidi="en_US"/>
@@ -1544,36 +1250,24 @@
         </w:rPr>
         <w:t xml:space="preserve">God later rejected this king because he was unfaithful (chapters </w:t>
       </w:r>
-      <w:hyperlink r:id="rId34">
-        <w:r>
-          <w:rPr>
-            <w:lang w:val="en_US" w:bidi="en_US"/>
-          </w:rPr>
-          <w:rPr>
-            <w:color w:val="0000EE"/>
-            <w:u w:val="single"/>
-          </w:rPr>
-          <w:t>13</w:t>
-        </w:r>
-      </w:hyperlink>
+      <w:r>
+        <w:rPr>
+          <w:lang w:val="en_US" w:bidi="en_US"/>
+        </w:rPr>
+        <w:t>13</w:t>
+      </w:r>
       <w:r>
         <w:rPr>
           <w:lang w:val="en_US" w:bidi="en_US"/>
         </w:rPr>
         <w:t xml:space="preserve">, </w:t>
       </w:r>
-      <w:hyperlink r:id="rId35">
-        <w:r>
-          <w:rPr>
-            <w:lang w:val="en_US" w:bidi="en_US"/>
-          </w:rPr>
-          <w:rPr>
-            <w:color w:val="0000EE"/>
-            <w:u w:val="single"/>
-          </w:rPr>
-          <w:t>15</w:t>
-        </w:r>
-      </w:hyperlink>
+      <w:r>
+        <w:rPr>
+          <w:lang w:val="en_US" w:bidi="en_US"/>
+        </w:rPr>
+        <w:t>15</w:t>
+      </w:r>
       <w:r>
         <w:rPr>
           <w:lang w:val="en_US" w:bidi="en_US"/>
@@ -1598,18 +1292,12 @@
         </w:rPr>
         <w:t xml:space="preserve">The youngest son of an unknown family, a man who followed God’s heart, was chosen as Israel’s future king (chapter </w:t>
       </w:r>
-      <w:hyperlink r:id="rId59">
-        <w:r>
-          <w:rPr>
-            <w:lang w:val="en_US" w:bidi="en_US"/>
-          </w:rPr>
-          <w:rPr>
-            <w:color w:val="0000EE"/>
-            <w:u w:val="single"/>
-          </w:rPr>
-          <w:t>16</w:t>
-        </w:r>
-      </w:hyperlink>
+      <w:r>
+        <w:rPr>
+          <w:lang w:val="en_US" w:bidi="en_US"/>
+        </w:rPr>
+        <w:t>16</w:t>
+      </w:r>
       <w:r>
         <w:rPr>
           <w:lang w:val="en_US" w:bidi="en_US"/>
@@ -1630,54 +1318,36 @@
         </w:rPr>
         <w:t>David's rule over Israel endured, unlike Saul's. One of those descended from David later became the king of the whole world. Jesus is the final family member to inherit David's throne (</w:t>
       </w:r>
-      <w:hyperlink r:id="rId60">
-        <w:r>
-          <w:rPr>
-            <w:lang w:val="en_US" w:bidi="en_US"/>
-          </w:rPr>
-          <w:rPr>
-            <w:color w:val="0000EE"/>
-            <w:u w:val="single"/>
-          </w:rPr>
-          <w:t>John 7:42</w:t>
-        </w:r>
-      </w:hyperlink>
+      <w:r>
+        <w:rPr>
+          <w:lang w:val="en_US" w:bidi="en_US"/>
+        </w:rPr>
+        <w:t>John 7:42</w:t>
+      </w:r>
       <w:r>
         <w:rPr>
           <w:lang w:val="en_US" w:bidi="en_US"/>
         </w:rPr>
         <w:t xml:space="preserve">; </w:t>
       </w:r>
-      <w:hyperlink r:id="rId61">
-        <w:r>
-          <w:rPr>
-            <w:lang w:val="en_US" w:bidi="en_US"/>
-          </w:rPr>
-          <w:rPr>
-            <w:color w:val="0000EE"/>
-            <w:u w:val="single"/>
-          </w:rPr>
-          <w:t>Revelation 5:5</w:t>
-        </w:r>
-      </w:hyperlink>
+      <w:r>
+        <w:rPr>
+          <w:lang w:val="en_US" w:bidi="en_US"/>
+        </w:rPr>
+        <w:t>Revelation 5:5</w:t>
+      </w:r>
       <w:r>
         <w:rPr>
           <w:lang w:val="en_US" w:bidi="en_US"/>
         </w:rPr>
         <w:t xml:space="preserve">; </w:t>
       </w:r>
-      <w:hyperlink r:id="rId62">
-        <w:r>
-          <w:rPr>
-            <w:lang w:val="en_US" w:bidi="en_US"/>
-          </w:rPr>
-          <w:rPr>
-            <w:color w:val="0000EE"/>
-            <w:u w:val="single"/>
-          </w:rPr>
-          <w:t>11:15</w:t>
-        </w:r>
-      </w:hyperlink>
+      <w:r>
+        <w:rPr>
+          <w:lang w:val="en_US" w:bidi="en_US"/>
+        </w:rPr>
+        <w:t>11:15</w:t>
+      </w:r>
       <w:r>
         <w:rPr>
           <w:lang w:val="en_US" w:bidi="en_US"/>
